--- a/entregables/NostraContentAgreement_ES.docx
+++ b/entregables/NostraContentAgreement_ES.docx
@@ -1594,7 +1594,7 @@
           <w:sz w:val="21"/>
           <w:szCs w:val="21"/>
         </w:rPr>
-        <w:t xml:space="preserve">Presidente/Dueño de [NOMBRE DEL CLIENTE]:</w:t>
+        <w:t xml:space="preserve">Representante de [NOMBRE DEL CLIENTE]:</w:t>
       </w:r>
     </w:p>
     <w:p>

--- a/entregables/NostraContentAgreement_ES.docx
+++ b/entregables/NostraContentAgreement_ES.docx
@@ -1594,7 +1594,7 @@
           <w:sz w:val="21"/>
           <w:szCs w:val="21"/>
         </w:rPr>
-        <w:t xml:space="preserve">Representante de [NOMBRE DEL CLIENTE]:</w:t>
+        <w:t xml:space="preserve">Presidente/Dueño de [NOMBRE DEL CLIENTE]:</w:t>
       </w:r>
     </w:p>
     <w:p>
